--- a/ホームページ制作契約書類/ホームページ制作契約兼保守申込書.docx
+++ b/ホームページ制作契約書類/ホームページ制作契約兼保守申込書.docx
@@ -29,29 +29,16 @@
     </w:p>
     <w:p>
       <w:r>
-        <w:t>魚のてっぺん（以下『依頼者』という）と、</w:t>
-      </w:r>
-      <w:r>
-        <w:rPr>
-          <w:b/>
-          <w:bCs/>
-        </w:rPr>
-        <w:t>伊藤俊樹（屋号：としん）</w:t>
-      </w:r>
-      <w:r>
-        <w:t>（以下『制作者』という）は</w:t>
-      </w:r>
-      <w:r>
+        <w:t>株式会社カントリーイノベーション（運営店舗：魚のてっぺん。以下「依頼者」という。）と、伊藤俊樹（屋号：としん。以下「制作者」という。）は、ホームページの制作および保守管理について、以下のとおり契約します。</w:t>
+      </w:r>
+    </w:p>
+    <w:p>
+      <w:pPr>
         <w:rPr>
           <w:rFonts w:hint="eastAsia"/>
         </w:rPr>
-        <w:t>、</w:t>
-      </w:r>
-      <w:r>
-        <w:t>ホームページの制作および保守管理について、以下のとおり確認し、契約します。</w:t>
-      </w:r>
-    </w:p>
-    <w:p/>
+      </w:pPr>
+    </w:p>
     <w:p>
       <w:pPr>
         <w:rPr>
@@ -151,12 +138,17 @@
     </w:p>
     <w:p>
       <w:r>
+        <w:t>依頼者による掲載内容の最終確認は、別紙「ホームページ制作内容確認書」により行うものとします。</w:t>
+      </w:r>
+    </w:p>
+    <w:p>
+      <w:r>
         <w:t>依頼者による最終確認後、ホームページを正式公開します。</w:t>
       </w:r>
     </w:p>
     <w:p>
       <w:r>
-        <w:t>正式公開後の大幅な内容変更、ページ追加および機能追加については、別途御見積りとなります。</w:t>
+        <w:t>正式公開後の大幅な内容変更、ページ追加および機能追加については、別途お見積りとなります。</w:t>
       </w:r>
     </w:p>
     <w:p/>
@@ -176,7 +168,16 @@
     </w:p>
     <w:p>
       <w:r>
-        <w:t>□ 月額3,000円（税込）の保守管理を申し込む</w:t>
+        <w:t>□ 月額3,</w:t>
+      </w:r>
+      <w:r>
+        <w:rPr>
+          <w:rFonts w:hint="eastAsia"/>
+        </w:rPr>
+        <w:t>8</w:t>
+      </w:r>
+      <w:r>
+        <w:t>00円（税込）の保守管理を申し込む</w:t>
       </w:r>
     </w:p>
     <w:p>
@@ -201,7 +202,7 @@
         <w:rPr>
           <w:rFonts w:hint="eastAsia"/>
         </w:rPr>
-        <w:t>9</w:t>
+        <w:t xml:space="preserve">　</w:t>
       </w:r>
       <w:r>
         <w:t xml:space="preserve">　月　</w:t>
@@ -210,7 +211,7 @@
         <w:rPr>
           <w:rFonts w:hint="eastAsia"/>
         </w:rPr>
-        <w:t>5</w:t>
+        <w:t xml:space="preserve">　</w:t>
       </w:r>
       <w:r>
         <w:t xml:space="preserve">　日</w:t>
@@ -221,14 +222,29 @@
         <w:t>※保守管理開始日は、原則としてホームページの正式公開日とします。</w:t>
       </w:r>
     </w:p>
-    <w:p/>
+    <w:p>
+      <w:r>
+        <w:t>保守管理を申し込まない場合、ホームページの公開に必要なサーバー、ドメインおよび公</w:t>
+      </w:r>
+      <w:r>
+        <w:lastRenderedPageBreak/>
+        <w:t>開後の管理方法については、正式公開前に依頼者と制作者で協議のうえ決定するものとします。</w:t>
+      </w:r>
+    </w:p>
     <w:p>
       <w:pPr>
         <w:rPr>
-          <w:b/>
-          <w:bCs/>
+          <w:rFonts w:hint="eastAsia"/>
         </w:rPr>
       </w:pPr>
+    </w:p>
+    <w:p>
+      <w:pPr>
+        <w:rPr>
+          <w:b/>
+          <w:bCs/>
+        </w:rPr>
+      </w:pPr>
       <w:r>
         <w:rPr>
           <w:b/>
@@ -243,9 +259,6 @@
       </w:r>
       <w:r>
         <w:br/>
-      </w:r>
-      <w:r>
-        <w:lastRenderedPageBreak/>
         <w:t>・既存メニューの名称、価格、説明文の変更</w:t>
       </w:r>
       <w:r>
@@ -271,7 +284,26 @@
     </w:p>
     <w:p>
       <w:r>
+        <w:t>・制作者が指定するサーバーの利用および管理</w:t>
+      </w:r>
+      <w:r>
+        <w:br/>
+        <w:t>・独自ドメインの取得代行、更新および管理</w:t>
+      </w:r>
+    </w:p>
+    <w:p>
+      <w:pPr>
+        <w:rPr>
+          <w:rFonts w:hint="eastAsia"/>
+        </w:rPr>
+      </w:pPr>
+    </w:p>
+    <w:p>
+      <w:r>
         <w:t>なお、「1回の更新」とは、依頼者から一度にまとめて依頼された一連の軽微な修正作業を指します。</w:t>
+      </w:r>
+      <w:r>
+        <w:t>月額保守料金には、制作者が指定するサーバーの利用料および独自ドメインの取得・更新費用を含むものとします。ただし、依頼者の希望により追加の有料サービスを利用する場合は、事前に協議のうえ別途費用を決定します。</w:t>
       </w:r>
     </w:p>
     <w:p/>
@@ -316,11 +348,6 @@
         <w:t>上記については、内容を確認したうえで別途御見積りとします。</w:t>
       </w:r>
     </w:p>
-    <w:p>
-      <w:r>
-        <w:t>ドメイン、サーバー等の有料サービス利用料については、利用開始前に依頼者と制作者で協議し、負担方法を決定するものとします。</w:t>
-      </w:r>
-    </w:p>
     <w:p/>
     <w:p>
       <w:pPr>
@@ -344,7 +371,16 @@
     </w:p>
     <w:p>
       <w:r>
-        <w:t>保守管理開始月の料金は、開始日にかかわらず月額3,000円（税込）とします。</w:t>
+        <w:t>保守管理開始月の料金は、開始日にかかわらず月額3,</w:t>
+      </w:r>
+      <w:r>
+        <w:rPr>
+          <w:rFonts w:hint="eastAsia"/>
+        </w:rPr>
+        <w:t>8</w:t>
+      </w:r>
+      <w:r>
+        <w:t>00円（税込）とします。</w:t>
       </w:r>
     </w:p>
     <w:p/>
@@ -381,6 +417,7 @@
           <w:b/>
           <w:bCs/>
         </w:rPr>
+        <w:lastRenderedPageBreak/>
         <w:t>【8．保守契約の期間および解約】</w:t>
       </w:r>
     </w:p>
@@ -412,7 +449,6 @@
           <w:b/>
           <w:bCs/>
         </w:rPr>
-        <w:lastRenderedPageBreak/>
         <w:t>【9．掲載素材および権利】</w:t>
       </w:r>
     </w:p>
@@ -509,7 +545,7 @@
         <w:rPr>
           <w:rFonts w:hint="eastAsia"/>
         </w:rPr>
-        <w:t>9</w:t>
+        <w:t xml:space="preserve">　</w:t>
       </w:r>
       <w:r>
         <w:t xml:space="preserve">　月</w:t>
@@ -527,34 +563,83 @@
         <w:rPr>
           <w:rFonts w:hint="eastAsia"/>
         </w:rPr>
-        <w:t>5</w:t>
+        <w:t xml:space="preserve">　</w:t>
       </w:r>
       <w:r>
         <w:t xml:space="preserve">　日</w:t>
       </w:r>
     </w:p>
     <w:p>
+      <w:r>
+        <w:rPr>
+          <w:b/>
+          <w:bCs/>
+        </w:rPr>
+        <w:t>〈依頼者〉</w:t>
+      </w:r>
+      <w:r>
+        <w:br/>
+        <w:t>会社名：株式会社カントリーイノベーション</w:t>
+      </w:r>
+    </w:p>
+    <w:p>
+      <w:r>
+        <w:br/>
+        <w:t>所在地：</w:t>
+      </w:r>
+      <w:r>
+        <w:br/>
+      </w:r>
+    </w:p>
+    <w:p>
+      <w:r>
+        <w:t xml:space="preserve">代表者または契約権限を有する責任者：　　　　　</w:t>
+      </w:r>
+      <w:r>
+        <w:rPr>
+          <w:rFonts w:hint="eastAsia"/>
+        </w:rPr>
+        <w:t xml:space="preserve">　　　　</w:t>
+      </w:r>
+      <w:r>
+        <w:t>印</w:t>
+      </w:r>
+      <w:r>
+        <w:br/>
+      </w:r>
+    </w:p>
+    <w:p>
       <w:pPr>
         <w:rPr>
-          <w:b/>
-          <w:bCs/>
+          <w:rFonts w:hint="eastAsia"/>
         </w:rPr>
       </w:pPr>
       <w:r>
-        <w:rPr>
-          <w:b/>
-          <w:bCs/>
-        </w:rPr>
-        <w:t>〈依頼者〉</w:t>
-      </w:r>
-    </w:p>
-    <w:p>
-      <w:r>
-        <w:t>店舗名：魚のてっぺん</w:t>
+        <w:t>運営店舗：魚のてっぺん</w:t>
       </w:r>
     </w:p>
     <w:p/>
     <w:p>
+      <w:pPr>
+        <w:rPr>
+          <w:b/>
+          <w:bCs/>
+        </w:rPr>
+      </w:pPr>
+      <w:r>
+        <w:rPr>
+          <w:b/>
+          <w:bCs/>
+        </w:rPr>
+        <w:t>〈制作者〉</w:t>
+      </w:r>
+    </w:p>
+    <w:p>
+      <w:pPr>
+        <w:rPr>
+          <w:rFonts w:hint="eastAsia"/>
+        </w:rPr>
+      </w:pPr>
       <w:r>
         <w:t>住所：</w:t>
       </w:r>
@@ -562,35 +647,7 @@
         <w:rPr>
           <w:rFonts w:hint="eastAsia"/>
         </w:rPr>
-        <w:t>三重県桑名市有楽町</w:t>
-      </w:r>
-      <w:r>
-        <w:rPr>
-          <w:rFonts w:hint="eastAsia"/>
-        </w:rPr>
-        <w:t>39</w:t>
-      </w:r>
-    </w:p>
-    <w:p/>
-    <w:p>
-      <w:r>
-        <w:t>責任者氏名：　　　　　　　　　　　　　　　印</w:t>
-      </w:r>
-    </w:p>
-    <w:p/>
-    <w:p>
-      <w:pPr>
-        <w:rPr>
-          <w:b/>
-          <w:bCs/>
-        </w:rPr>
-      </w:pPr>
-      <w:r>
-        <w:rPr>
-          <w:b/>
-          <w:bCs/>
-        </w:rPr>
-        <w:t>〈制作者〉</w:t>
+        <w:t>三重県桑名市和泉168-3</w:t>
       </w:r>
     </w:p>
     <w:p>
@@ -1231,7 +1288,6 @@
   <w:style w:type="character" w:default="1" w:styleId="a0">
     <w:name w:val="Default Paragraph Font"/>
     <w:uiPriority w:val="1"/>
-    <w:semiHidden/>
     <w:unhideWhenUsed/>
   </w:style>
   <w:style w:type="table" w:default="1" w:styleId="a1">
